--- a/atelier/atelier_163.docx
+++ b/atelier/atelier_163.docx
@@ -364,7 +364,7 @@
                 <w:b w:val="false"/>
                 <w:bCs w:val="false"/>
               </w:rPr>
-              <w:t xml:space="preserve">La squad au complet, écran partagé, cartographie #158 et diffusion #160-162</w:t>
+              <w:t xml:space="preserve">La squad au complet, écran partagé, cartographie et diffusion-162</w:t>
             </w:r>
           </w:p>
         </w:tc>
@@ -474,7 +474,7 @@
                 <w:b w:val="false"/>
                 <w:bCs w:val="false"/>
               </w:rPr>
-              <w:t xml:space="preserve">Diffusion en place (#160-162)</w:t>
+              <w:t xml:space="preserve">Diffusion en place</w:t>
             </w:r>
           </w:p>
         </w:tc>
@@ -493,7 +493,7 @@
         <w:spacing w:after="120"/>
       </w:pPr>
       <w:r>
-        <w:t xml:space="preserve">La connaissance se diffuse (pairing #160, rotation #161, doc #162). Pour clore R01, on formalise tout cela en un plan de continuité : un document clair qui dit, pour chaque zone critique, QUI remplace QUI, sur QUOI, et dans QUEL délai cette personne serait opérationnelle. C’est l’aboutissement de l’axe : transformer une diffusion en cours en une garantie explicite de continuité. Le plan répond, noir sur blanc, à la question du #159 (« et si untel partait ? ») : voici le backup, voici le délai de reprise. Le sujet de cet atelier est de co-construire ce plan, et d’identifier les zones où le backup est encore insuffisant (pour y concentrer la diffusion). On passe d’une résilience implicite (« ça devrait aller ») à une résilience planifiée et vérifiable.</w:t>
+        <w:t xml:space="preserve">La connaissance se diffuse (pairing, rotation, doc). Pour clore R01, on formalise tout cela en un plan de continuité : un document clair qui dit, pour chaque zone critique, QUI remplace QUI, sur QUOI, et dans QUEL délai cette personne serait opérationnelle. C’est l’aboutissement de l’axe : transformer une diffusion en cours en une garantie explicite de continuité. Le plan répond, noir sur blanc, à la question du et si untel partait demain ? (« et si untel partait ? ») : voici le backup, voici le délai de reprise. Le sujet de cet atelier est de co-construire ce plan, et d’identifier les zones où le backup est encore insuffisant (pour y concentrer la diffusion). On passe d’une résilience implicite (« ça devrait aller ») à une résilience planifiée et vérifiable.</w:t>
       </w:r>
     </w:p>
     <w:p>
@@ -624,7 +624,7 @@
                 <w:sz w:val="18"/>
                 <w:szCs w:val="18"/>
               </w:rPr>
-              <w:t xml:space="preserve">  Zone critique  | Titulaire | Backup  | Délai reprise</w:t>
+              <w:t xml:space="preserve"> Zone critique | Titulaire | Backup | Délai reprise</w:t>
             </w:r>
           </w:p>
           <w:p>
@@ -634,7 +634,7 @@
                 <w:sz w:val="18"/>
                 <w:szCs w:val="18"/>
               </w:rPr>
-              <w:t xml:space="preserve">  ---------------|-----------|---------|---------------</w:t>
+              <w:t xml:space="preserve"> ---------------|-----------|---------|---------------</w:t>
             </w:r>
           </w:p>
           <w:p>
@@ -644,7 +644,7 @@
                 <w:sz w:val="18"/>
                 <w:szCs w:val="18"/>
               </w:rPr>
-              <w:t xml:space="preserve">  Module paiement| Z         | Y       | ~2 jours</w:t>
+              <w:t xml:space="preserve"> Module paiement| Z | Y | ~2 jours</w:t>
             </w:r>
           </w:p>
           <w:p>
@@ -654,7 +654,7 @@
                 <w:sz w:val="18"/>
                 <w:szCs w:val="18"/>
               </w:rPr>
-              <w:t xml:space="preserve">  Auth/sécurité  | W         | (aucun) | TROU -&gt; diffuser</w:t>
+              <w:t xml:space="preserve"> Auth/sécurité | W | (aucun) | TROU -&gt; diffuser</w:t>
             </w:r>
           </w:p>
           <w:p>
@@ -664,7 +664,7 @@
                 <w:sz w:val="18"/>
                 <w:szCs w:val="18"/>
               </w:rPr>
-              <w:t xml:space="preserve">  Pipeline CI    | Y         | Z, X    | immédiat</w:t>
+              <w:t xml:space="preserve"> Pipeline CI | Y | Z, X | immédiat</w:t>
             </w:r>
           </w:p>
           <w:p>
@@ -684,7 +684,7 @@
                 <w:sz w:val="18"/>
                 <w:szCs w:val="18"/>
               </w:rPr>
-              <w:t xml:space="preserve">  Pour chaque zone :</w:t>
+              <w:t xml:space="preserve"> Pour chaque zone :</w:t>
             </w:r>
           </w:p>
           <w:p>
@@ -694,7 +694,7 @@
                 <w:sz w:val="18"/>
                 <w:szCs w:val="18"/>
               </w:rPr>
-              <w:t xml:space="preserve">    - titulaire (l'expert actuel)</w:t>
+              <w:t xml:space="preserve"> - titulaire (l'expert actuel)</w:t>
             </w:r>
           </w:p>
           <w:p>
@@ -704,7 +704,7 @@
                 <w:sz w:val="18"/>
                 <w:szCs w:val="18"/>
               </w:rPr>
-              <w:t xml:space="preserve">    - backup (qui reprend) + niveau d'autonomie</w:t>
+              <w:t xml:space="preserve"> - backup (qui reprend) + niveau d'autonomie</w:t>
             </w:r>
           </w:p>
           <w:p>
@@ -714,7 +714,7 @@
                 <w:sz w:val="18"/>
                 <w:szCs w:val="18"/>
               </w:rPr>
-              <w:t xml:space="preserve">    - délai pour être opérationnel</w:t>
+              <w:t xml:space="preserve"> - délai pour être opérationnel</w:t>
             </w:r>
           </w:p>
           <w:p>
@@ -724,7 +724,7 @@
                 <w:sz w:val="18"/>
                 <w:szCs w:val="18"/>
               </w:rPr>
-              <w:t xml:space="preserve">    - état de la doc (#162)</w:t>
+              <w:t xml:space="preserve"> - état de la doc</w:t>
             </w:r>
           </w:p>
           <w:p>
@@ -744,7 +744,7 @@
                 <w:sz w:val="18"/>
                 <w:szCs w:val="18"/>
               </w:rPr>
-              <w:t xml:space="preserve">  Trous (backup absent) -&gt; priorité de diffusion.</w:t>
+              <w:t xml:space="preserve"> Trous (backup absent) -&gt; priorité de diffusion.</w:t>
             </w:r>
           </w:p>
         </w:tc>
@@ -760,7 +760,7 @@
         <w:spacing w:after="80"/>
       </w:pPr>
       <w:r>
-        <w:t xml:space="preserve">Recenser, par zone critique, titulaire et backup : sur la base de la cartographie (#158) et de la diffusion engagée (#160-162), noter pour chaque zone qui est l’expert et qui peut le remplacer.</w:t>
+        <w:t xml:space="preserve">Recenser, par zone critique, titulaire et backup : sur la base de la cartographie et de la diffusion engagée, noter pour chaque zone qui est l’expert et qui peut le remplacer.</w:t>
       </w:r>
     </w:p>
     <w:p>
@@ -915,7 +915,7 @@
         <w:t xml:space="preserve">(5 min) Cadrage</w:t>
       </w:r>
       <w:r>
-        <w:t xml:space="preserve"> — l’animateur pose l’objectif : formaliser la résilience en un plan explicite, réponse au #159.</w:t>
+        <w:t xml:space="preserve"> — l’animateur pose l’objectif : formaliser la résilience en un plan explicite, réponse au et si untel partait demain ?.</w:t>
       </w:r>
     </w:p>
     <w:p>
@@ -1062,7 +1062,7 @@
         <w:spacing w:after="80"/>
       </w:pPr>
       <w:r>
-        <w:t xml:space="preserve">L’état de la documentation par zone (lien #162).</w:t>
+        <w:t xml:space="preserve">L’état de la documentation par zone (lien).</w:t>
       </w:r>
     </w:p>
     <w:p>
@@ -1091,7 +1091,7 @@
         <w:spacing w:after="120"/>
       </w:pPr>
       <w:r>
-        <w:t xml:space="preserve">Avec le plan de continuité, la question R01 est complète : diagnostic « qui sait quoi » (#158), prise de conscience par la simulation (#159), diffusion par le pairing (#160), ancrage par la rotation (#161), capture de l’explicite par la doc (#162), et formalisation en plan de continuité (#163). Le bus factor est passé d’un risque invisible à une résilience planifiée et vérifiable. R01 (connaissance partagée) ouvre l’axe Résilience, complété par R02 (concentration des commits), R03 (diversité des reviewers) et R04 (régularité de l’activité).</w:t>
+        <w:t xml:space="preserve">Avec le plan de continuité, la question R01 est complète : diagnostic « qui sait quoi », prise de conscience par la simulation, diffusion par le pairing, ancrage par la rotation, capture de l’explicite par la doc, et formalisation en plan de continuité. Le bus factor est passé d’un risque invisible à une résilience planifiée et vérifiable. R01 (connaissance partagée) ouvre l’axe Résilience, complété par R02 (concentration des commits), R03 (diversité des reviewers) et R04 (régularité de l’activité).</w:t>
       </w:r>
     </w:p>
     <w:p>
